--- a/BTech_Project_Report_Corrected_2026.docx
+++ b/BTech_Project_Report_Corrected_2026.docx
@@ -4,7 +4,7 @@
   <w:body>
     <w:p>
       <w:pPr>
-        <w:spacing w:after="720" w:before="0"/>
+        <w:spacing w:after="120" w:before="0"/>
       </w:pPr>
     </w:p>
     <w:p>
@@ -62,7 +62,7 @@
     </w:p>
     <w:p>
       <w:pPr>
-        <w:spacing w:after="480" w:before="0"/>
+        <w:spacing w:after="240" w:before="0"/>
       </w:pPr>
     </w:p>
     <w:p>
@@ -383,8 +383,6 @@
         </w:rPr>
         <w:t>October 2026</w:t>
       </w:r>
-    </w:p>
-    <w:p>
       <w:r>
         <w:br w:type="page"/>
       </w:r>
@@ -857,7 +855,7 @@
           <w:i w:val="0"/>
           <w:sz w:val="24"/>
         </w:rPr>
-        <w:t>We are profoundly grateful to our Project Supervisor for invaluable guidance, patient mentoring, perceptive critique, and continuous encouragement throughout the lifecycle of this research. Their deep domain expertise in artificial intelligence, graph representation learning, and federated systems provided us with the direction required to formulate a clinically sound, privacy-preserving predictive framework.</w:t>
+        <w:t>We are profoundly grateful to our Project Supervisor for invaluable guidance, patient mentoring, perceptive critique, and continuous encouragement throughout the lifecycle of this research. Their deep domain expertise in artificial intelligence, graph representation learning, and federated systems provided us with the direction required to design and evaluate a federated predictive framework.</w:t>
       </w:r>
     </w:p>
     <w:p>
@@ -926,8 +924,6 @@
         <w:br/>
         <w:t>Menil Patel (21U02052)</w:t>
       </w:r>
-    </w:p>
-    <w:p>
       <w:r>
         <w:br w:type="page"/>
       </w:r>
@@ -1004,7 +1000,7 @@
           <w:i w:val="0"/>
           <w:sz w:val="24"/>
         </w:rPr>
-        <w:t>On the 31 held-out test hospitals (18,014 patients), averaged over three training seeds, the proposed FedAvg + GNN model reaches an in-hospital mortality AUROC of 0.819 ± 0.007 (AUPRC 0.400 ± 0.009) and an ICU mortality AUROC of 0.853 ± 0.005. It is consistently better than local-only training on a single hospital (AUROC 0.769, 0.660 and 0.583 for hospitals of 1,562, 458 and 87 patients), and the gap grows as the single hospital gets smaller. Removing the graph (No-GNN ablation) lowers the in-hospital mortality AUROC slightly to 0.807 ± 0.024, so the graph gives a small but consistent gain on this task rather than a large one. These results show that a simple federated multimodal graph model can learn useful early mortality risk from decentralized ICU data; they come from a single-machine simulation and are not a clinical validation.</w:t>
+        <w:t>On the 31 held-out test hospitals (18,014 patients), averaged over three training seeds, the proposed FedAvg + GNN model reaches an in-hospital mortality AUROC of 0.819 ± 0.007 (AUPRC 0.400 ± 0.009) and an ICU mortality AUROC of 0.853 ± 0.005. It is consistently better than local-only training on a single hospital (AUROC 0.769, 0.660 and 0.583 for hospitals of 1,562, 458 and 87 patients), and the gap grows as the single hospital gets smaller. Removing the graph (No-GNN ablation) lowers the in-hospital mortality AUROC slightly to 0.806 ± 0.024, so the graph gives a small but consistent gain on this task rather than a large one. These results show that a simple federated multimodal graph model can learn useful early mortality risk from decentralized ICU data; they come from a single-machine simulation and are not a clinical validation.</w:t>
       </w:r>
     </w:p>
     <w:p>
@@ -1028,8 +1024,6 @@
         </w:rPr>
         <w:t>Federated Learning, Graph Neural Networks, Multimodal Deep Learning, eICU Dataset, ICU Mortality Prediction, Mortality Risk Stratification, Federated Simulation, Patient Similarity Networks.</w:t>
       </w:r>
-    </w:p>
-    <w:p>
       <w:r>
         <w:br w:type="page"/>
       </w:r>
@@ -1193,7 +1187,7 @@
                 <w:rFonts w:ascii="Times New Roman" w:hAnsi="Times New Roman"/>
                 <w:sz w:val="20"/>
               </w:rPr>
-              <w:t>3</w:t>
+              <w:t>2</w:t>
             </w:r>
           </w:p>
         </w:tc>
@@ -1264,7 +1258,7 @@
                 <w:rFonts w:ascii="Times New Roman" w:hAnsi="Times New Roman"/>
                 <w:sz w:val="20"/>
               </w:rPr>
-              <w:t>4</w:t>
+              <w:t>3</w:t>
             </w:r>
           </w:p>
         </w:tc>
@@ -1332,7 +1326,7 @@
                 <w:rFonts w:ascii="Times New Roman" w:hAnsi="Times New Roman"/>
                 <w:sz w:val="20"/>
               </w:rPr>
-              <w:t>5</w:t>
+              <w:t>4</w:t>
             </w:r>
           </w:p>
         </w:tc>
@@ -1403,7 +1397,7 @@
                 <w:rFonts w:ascii="Times New Roman" w:hAnsi="Times New Roman"/>
                 <w:sz w:val="20"/>
               </w:rPr>
-              <w:t>6</w:t>
+              <w:t>5</w:t>
             </w:r>
           </w:p>
         </w:tc>
@@ -1471,7 +1465,7 @@
                 <w:rFonts w:ascii="Times New Roman" w:hAnsi="Times New Roman"/>
                 <w:sz w:val="20"/>
               </w:rPr>
-              <w:t>8</w:t>
+              <w:t>7</w:t>
             </w:r>
           </w:p>
         </w:tc>
@@ -1542,7 +1536,7 @@
                 <w:rFonts w:ascii="Times New Roman" w:hAnsi="Times New Roman"/>
                 <w:sz w:val="20"/>
               </w:rPr>
-              <w:t>11</w:t>
+              <w:t>10</w:t>
             </w:r>
           </w:p>
         </w:tc>
@@ -1610,7 +1604,7 @@
                 <w:rFonts w:ascii="Times New Roman" w:hAnsi="Times New Roman"/>
                 <w:sz w:val="20"/>
               </w:rPr>
-              <w:t>11</w:t>
+              <w:t>10</w:t>
             </w:r>
           </w:p>
         </w:tc>
@@ -1682,7 +1676,7 @@
                 <w:rFonts w:ascii="Times New Roman" w:hAnsi="Times New Roman"/>
                 <w:sz w:val="20"/>
               </w:rPr>
-              <w:t>13</w:t>
+              <w:t>12</w:t>
             </w:r>
           </w:p>
         </w:tc>
@@ -1750,7 +1744,7 @@
                 <w:rFonts w:ascii="Times New Roman" w:hAnsi="Times New Roman"/>
                 <w:sz w:val="20"/>
               </w:rPr>
-              <w:t>13</w:t>
+              <w:t>12</w:t>
             </w:r>
           </w:p>
         </w:tc>
@@ -1821,7 +1815,7 @@
                 <w:rFonts w:ascii="Times New Roman" w:hAnsi="Times New Roman"/>
                 <w:sz w:val="20"/>
               </w:rPr>
-              <w:t>13</w:t>
+              <w:t>12</w:t>
             </w:r>
           </w:p>
         </w:tc>
@@ -1889,7 +1883,7 @@
                 <w:rFonts w:ascii="Times New Roman" w:hAnsi="Times New Roman"/>
                 <w:sz w:val="20"/>
               </w:rPr>
-              <w:t>14</w:t>
+              <w:t>13</w:t>
             </w:r>
           </w:p>
         </w:tc>
@@ -1960,7 +1954,7 @@
                 <w:rFonts w:ascii="Times New Roman" w:hAnsi="Times New Roman"/>
                 <w:sz w:val="20"/>
               </w:rPr>
-              <w:t>14</w:t>
+              <w:t>13</w:t>
             </w:r>
           </w:p>
         </w:tc>
@@ -2028,7 +2022,7 @@
                 <w:rFonts w:ascii="Times New Roman" w:hAnsi="Times New Roman"/>
                 <w:sz w:val="20"/>
               </w:rPr>
-              <w:t>14</w:t>
+              <w:t>13</w:t>
             </w:r>
           </w:p>
         </w:tc>
@@ -2100,7 +2094,7 @@
                 <w:rFonts w:ascii="Times New Roman" w:hAnsi="Times New Roman"/>
                 <w:sz w:val="20"/>
               </w:rPr>
-              <w:t>16</w:t>
+              <w:t>15</w:t>
             </w:r>
           </w:p>
         </w:tc>
@@ -2168,7 +2162,7 @@
                 <w:rFonts w:ascii="Times New Roman" w:hAnsi="Times New Roman"/>
                 <w:sz w:val="20"/>
               </w:rPr>
-              <w:t>16</w:t>
+              <w:t>15</w:t>
             </w:r>
           </w:p>
         </w:tc>
@@ -2239,7 +2233,7 @@
                 <w:rFonts w:ascii="Times New Roman" w:hAnsi="Times New Roman"/>
                 <w:sz w:val="20"/>
               </w:rPr>
-              <w:t>16</w:t>
+              <w:t>15</w:t>
             </w:r>
           </w:p>
         </w:tc>
@@ -2307,7 +2301,7 @@
                 <w:rFonts w:ascii="Times New Roman" w:hAnsi="Times New Roman"/>
                 <w:sz w:val="20"/>
               </w:rPr>
-              <w:t>17</w:t>
+              <w:t>16</w:t>
             </w:r>
           </w:p>
         </w:tc>
@@ -2378,7 +2372,7 @@
                 <w:rFonts w:ascii="Times New Roman" w:hAnsi="Times New Roman"/>
                 <w:sz w:val="20"/>
               </w:rPr>
-              <w:t>17</w:t>
+              <w:t>16</w:t>
             </w:r>
           </w:p>
         </w:tc>
@@ -2446,7 +2440,7 @@
                 <w:rFonts w:ascii="Times New Roman" w:hAnsi="Times New Roman"/>
                 <w:sz w:val="20"/>
               </w:rPr>
-              <w:t>18</w:t>
+              <w:t>17</w:t>
             </w:r>
           </w:p>
         </w:tc>
@@ -2517,7 +2511,7 @@
                 <w:rFonts w:ascii="Times New Roman" w:hAnsi="Times New Roman"/>
                 <w:sz w:val="20"/>
               </w:rPr>
-              <w:t>19</w:t>
+              <w:t>18</w:t>
             </w:r>
           </w:p>
         </w:tc>
@@ -2586,7 +2580,7 @@
                 <w:rFonts w:ascii="Times New Roman" w:hAnsi="Times New Roman"/>
                 <w:sz w:val="20"/>
               </w:rPr>
-              <w:t>20</w:t>
+              <w:t>19</w:t>
             </w:r>
           </w:p>
         </w:tc>
@@ -2657,7 +2651,7 @@
                 <w:rFonts w:ascii="Times New Roman" w:hAnsi="Times New Roman"/>
                 <w:sz w:val="20"/>
               </w:rPr>
-              <w:t>20</w:t>
+              <w:t>19</w:t>
             </w:r>
           </w:p>
         </w:tc>
@@ -2725,7 +2719,7 @@
                 <w:rFonts w:ascii="Times New Roman" w:hAnsi="Times New Roman"/>
                 <w:sz w:val="20"/>
               </w:rPr>
-              <w:t>20</w:t>
+              <w:t>19</w:t>
             </w:r>
           </w:p>
         </w:tc>
@@ -2796,7 +2790,7 @@
                 <w:rFonts w:ascii="Times New Roman" w:hAnsi="Times New Roman"/>
                 <w:sz w:val="20"/>
               </w:rPr>
-              <w:t>21</w:t>
+              <w:t>20</w:t>
             </w:r>
           </w:p>
         </w:tc>
@@ -2865,7 +2859,7 @@
                 <w:rFonts w:ascii="Times New Roman" w:hAnsi="Times New Roman"/>
                 <w:sz w:val="20"/>
               </w:rPr>
-              <w:t>22</w:t>
+              <w:t>21</w:t>
             </w:r>
           </w:p>
         </w:tc>
@@ -2936,7 +2930,7 @@
                 <w:rFonts w:ascii="Times New Roman" w:hAnsi="Times New Roman"/>
                 <w:sz w:val="20"/>
               </w:rPr>
-              <w:t>22</w:t>
+              <w:t>21</w:t>
             </w:r>
           </w:p>
         </w:tc>
@@ -3004,7 +2998,7 @@
                 <w:rFonts w:ascii="Times New Roman" w:hAnsi="Times New Roman"/>
                 <w:sz w:val="20"/>
               </w:rPr>
-              <w:t>23</w:t>
+              <w:t>22</w:t>
             </w:r>
           </w:p>
         </w:tc>
@@ -3075,7 +3069,7 @@
                 <w:rFonts w:ascii="Times New Roman" w:hAnsi="Times New Roman"/>
                 <w:sz w:val="20"/>
               </w:rPr>
-              <w:t>23</w:t>
+              <w:t>22</w:t>
             </w:r>
           </w:p>
         </w:tc>
@@ -3143,7 +3137,7 @@
                 <w:rFonts w:ascii="Times New Roman" w:hAnsi="Times New Roman"/>
                 <w:sz w:val="20"/>
               </w:rPr>
-              <w:t>24</w:t>
+              <w:t>23</w:t>
             </w:r>
           </w:p>
         </w:tc>
@@ -3214,7 +3208,7 @@
                 <w:rFonts w:ascii="Times New Roman" w:hAnsi="Times New Roman"/>
                 <w:sz w:val="20"/>
               </w:rPr>
-              <w:t>24</w:t>
+              <w:t>23</w:t>
             </w:r>
           </w:p>
         </w:tc>
@@ -3282,7 +3276,7 @@
                 <w:rFonts w:ascii="Times New Roman" w:hAnsi="Times New Roman"/>
                 <w:sz w:val="20"/>
               </w:rPr>
-              <w:t>25</w:t>
+              <w:t>24</w:t>
             </w:r>
           </w:p>
         </w:tc>
@@ -3353,7 +3347,7 @@
                 <w:rFonts w:ascii="Times New Roman" w:hAnsi="Times New Roman"/>
                 <w:sz w:val="20"/>
               </w:rPr>
-              <w:t>25</w:t>
+              <w:t>24</w:t>
             </w:r>
           </w:p>
         </w:tc>
@@ -3421,7 +3415,7 @@
                 <w:rFonts w:ascii="Times New Roman" w:hAnsi="Times New Roman"/>
                 <w:sz w:val="20"/>
               </w:rPr>
-              <w:t>25</w:t>
+              <w:t>24</w:t>
             </w:r>
           </w:p>
         </w:tc>
@@ -3493,7 +3487,7 @@
                 <w:rFonts w:ascii="Times New Roman" w:hAnsi="Times New Roman"/>
                 <w:sz w:val="20"/>
               </w:rPr>
-              <w:t>27</w:t>
+              <w:t>26</w:t>
             </w:r>
           </w:p>
         </w:tc>
@@ -3561,7 +3555,7 @@
                 <w:rFonts w:ascii="Times New Roman" w:hAnsi="Times New Roman"/>
                 <w:sz w:val="20"/>
               </w:rPr>
-              <w:t>27</w:t>
+              <w:t>26</w:t>
             </w:r>
           </w:p>
         </w:tc>
@@ -3632,7 +3626,7 @@
                 <w:rFonts w:ascii="Times New Roman" w:hAnsi="Times New Roman"/>
                 <w:sz w:val="20"/>
               </w:rPr>
-              <w:t>27</w:t>
+              <w:t>26</w:t>
             </w:r>
           </w:p>
         </w:tc>
@@ -3701,7 +3695,7 @@
                 <w:rFonts w:ascii="Times New Roman" w:hAnsi="Times New Roman"/>
                 <w:sz w:val="20"/>
               </w:rPr>
-              <w:t>29</w:t>
+              <w:t>28</w:t>
             </w:r>
           </w:p>
         </w:tc>
@@ -3772,7 +3766,7 @@
                 <w:rFonts w:ascii="Times New Roman" w:hAnsi="Times New Roman"/>
                 <w:sz w:val="20"/>
               </w:rPr>
-              <w:t>29</w:t>
+              <w:t>28</w:t>
             </w:r>
           </w:p>
         </w:tc>
@@ -3840,7 +3834,7 @@
                 <w:rFonts w:ascii="Times New Roman" w:hAnsi="Times New Roman"/>
                 <w:sz w:val="20"/>
               </w:rPr>
-              <w:t>29</w:t>
+              <w:t>28</w:t>
             </w:r>
           </w:p>
         </w:tc>
@@ -3911,7 +3905,7 @@
                 <w:rFonts w:ascii="Times New Roman" w:hAnsi="Times New Roman"/>
                 <w:sz w:val="20"/>
               </w:rPr>
-              <w:t>30</w:t>
+              <w:t>29</w:t>
             </w:r>
           </w:p>
         </w:tc>
@@ -3980,7 +3974,7 @@
                 <w:rFonts w:ascii="Times New Roman" w:hAnsi="Times New Roman"/>
                 <w:sz w:val="20"/>
               </w:rPr>
-              <w:t>31</w:t>
+              <w:t>30</w:t>
             </w:r>
           </w:p>
         </w:tc>
@@ -4051,7 +4045,7 @@
                 <w:rFonts w:ascii="Times New Roman" w:hAnsi="Times New Roman"/>
                 <w:sz w:val="20"/>
               </w:rPr>
-              <w:t>31</w:t>
+              <w:t>30</w:t>
             </w:r>
           </w:p>
         </w:tc>
@@ -4119,7 +4113,7 @@
                 <w:rFonts w:ascii="Times New Roman" w:hAnsi="Times New Roman"/>
                 <w:sz w:val="20"/>
               </w:rPr>
-              <w:t>31</w:t>
+              <w:t>30</w:t>
             </w:r>
           </w:p>
         </w:tc>
@@ -4190,7 +4184,7 @@
                 <w:rFonts w:ascii="Times New Roman" w:hAnsi="Times New Roman"/>
                 <w:sz w:val="20"/>
               </w:rPr>
-              <w:t>32</w:t>
+              <w:t>31</w:t>
             </w:r>
           </w:p>
         </w:tc>
@@ -4258,7 +4252,7 @@
                 <w:rFonts w:ascii="Times New Roman" w:hAnsi="Times New Roman"/>
                 <w:sz w:val="20"/>
               </w:rPr>
-              <w:t>32</w:t>
+              <w:t>31</w:t>
             </w:r>
           </w:p>
         </w:tc>
@@ -4329,7 +4323,7 @@
                 <w:rFonts w:ascii="Times New Roman" w:hAnsi="Times New Roman"/>
                 <w:sz w:val="20"/>
               </w:rPr>
-              <w:t>33</w:t>
+              <w:t>32</w:t>
             </w:r>
           </w:p>
         </w:tc>
@@ -4398,7 +4392,7 @@
                 <w:rFonts w:ascii="Times New Roman" w:hAnsi="Times New Roman"/>
                 <w:sz w:val="20"/>
               </w:rPr>
-              <w:t>35</w:t>
+              <w:t>34</w:t>
             </w:r>
           </w:p>
         </w:tc>
@@ -4469,7 +4463,7 @@
                 <w:rFonts w:ascii="Times New Roman" w:hAnsi="Times New Roman"/>
                 <w:sz w:val="20"/>
               </w:rPr>
-              <w:t>35</w:t>
+              <w:t>34</w:t>
             </w:r>
           </w:p>
         </w:tc>
@@ -4537,7 +4531,7 @@
                 <w:rFonts w:ascii="Times New Roman" w:hAnsi="Times New Roman"/>
                 <w:sz w:val="20"/>
               </w:rPr>
-              <w:t>35</w:t>
+              <w:t>34</w:t>
             </w:r>
           </w:p>
         </w:tc>
@@ -4608,7 +4602,7 @@
                 <w:rFonts w:ascii="Times New Roman" w:hAnsi="Times New Roman"/>
                 <w:sz w:val="20"/>
               </w:rPr>
-              <w:t>35</w:t>
+              <w:t>34</w:t>
             </w:r>
           </w:p>
         </w:tc>
@@ -4676,7 +4670,7 @@
                 <w:rFonts w:ascii="Times New Roman" w:hAnsi="Times New Roman"/>
                 <w:sz w:val="20"/>
               </w:rPr>
-              <w:t>36</w:t>
+              <w:t>35</w:t>
             </w:r>
           </w:p>
         </w:tc>
@@ -4747,7 +4741,7 @@
                 <w:rFonts w:ascii="Times New Roman" w:hAnsi="Times New Roman"/>
                 <w:sz w:val="20"/>
               </w:rPr>
-              <w:t>38</w:t>
+              <w:t>37</w:t>
             </w:r>
           </w:p>
         </w:tc>
@@ -4816,7 +4810,7 @@
                 <w:rFonts w:ascii="Times New Roman" w:hAnsi="Times New Roman"/>
                 <w:sz w:val="20"/>
               </w:rPr>
-              <w:t>40</w:t>
+              <w:t>39</w:t>
             </w:r>
           </w:p>
         </w:tc>
@@ -4887,7 +4881,7 @@
                 <w:rFonts w:ascii="Times New Roman" w:hAnsi="Times New Roman"/>
                 <w:sz w:val="20"/>
               </w:rPr>
-              <w:t>40</w:t>
+              <w:t>39</w:t>
             </w:r>
           </w:p>
         </w:tc>
@@ -4955,7 +4949,7 @@
                 <w:rFonts w:ascii="Times New Roman" w:hAnsi="Times New Roman"/>
                 <w:sz w:val="20"/>
               </w:rPr>
-              <w:t>40</w:t>
+              <w:t>39</w:t>
             </w:r>
           </w:p>
         </w:tc>
@@ -5026,7 +5020,7 @@
                 <w:rFonts w:ascii="Times New Roman" w:hAnsi="Times New Roman"/>
                 <w:sz w:val="20"/>
               </w:rPr>
-              <w:t>41</w:t>
+              <w:t>40</w:t>
             </w:r>
           </w:p>
         </w:tc>
@@ -5094,7 +5088,7 @@
                 <w:rFonts w:ascii="Times New Roman" w:hAnsi="Times New Roman"/>
                 <w:sz w:val="20"/>
               </w:rPr>
-              <w:t>43</w:t>
+              <w:t>41</w:t>
             </w:r>
           </w:p>
         </w:tc>
@@ -5165,7 +5159,7 @@
                 <w:rFonts w:ascii="Times New Roman" w:hAnsi="Times New Roman"/>
                 <w:sz w:val="20"/>
               </w:rPr>
-              <w:t>45</w:t>
+              <w:t>43</w:t>
             </w:r>
           </w:p>
         </w:tc>
@@ -5233,7 +5227,7 @@
                 <w:rFonts w:ascii="Times New Roman" w:hAnsi="Times New Roman"/>
                 <w:sz w:val="20"/>
               </w:rPr>
-              <w:t>46</w:t>
+              <w:t>44</w:t>
             </w:r>
           </w:p>
         </w:tc>
@@ -5279,6 +5273,10 @@
         <w:gridCol w:w="3120"/>
       </w:tblGrid>
       <w:tr>
+        <w:trPr>
+          <w:cantSplit/>
+          <w:tblHeader/>
+        </w:trPr>
         <w:tc>
           <w:tcPr>
             <w:tcW w:type="dxa" w:w="3120"/>
@@ -5362,6 +5360,9 @@
         </w:tc>
       </w:tr>
       <w:tr>
+        <w:trPr>
+          <w:cantSplit/>
+        </w:trPr>
         <w:tc>
           <w:tcPr>
             <w:tcW w:type="dxa" w:w="3120"/>
@@ -5430,12 +5431,15 @@
                 <w:color w:val="1A1A1A"/>
                 <w:sz w:val="20"/>
               </w:rPr>
-              <w:t>29</w:t>
+              <w:t>28</w:t>
             </w:r>
           </w:p>
         </w:tc>
       </w:tr>
       <w:tr>
+        <w:trPr>
+          <w:cantSplit/>
+        </w:trPr>
         <w:tc>
           <w:tcPr>
             <w:tcW w:type="dxa" w:w="3120"/>
@@ -5504,12 +5508,15 @@
                 <w:color w:val="1A1A1A"/>
                 <w:sz w:val="20"/>
               </w:rPr>
-              <w:t>30</w:t>
+              <w:t>29</w:t>
             </w:r>
           </w:p>
         </w:tc>
       </w:tr>
       <w:tr>
+        <w:trPr>
+          <w:cantSplit/>
+        </w:trPr>
         <w:tc>
           <w:tcPr>
             <w:tcW w:type="dxa" w:w="3120"/>
@@ -5578,12 +5585,15 @@
                 <w:color w:val="1A1A1A"/>
                 <w:sz w:val="20"/>
               </w:rPr>
-              <w:t>32</w:t>
+              <w:t>31</w:t>
             </w:r>
           </w:p>
         </w:tc>
       </w:tr>
       <w:tr>
+        <w:trPr>
+          <w:cantSplit/>
+        </w:trPr>
         <w:tc>
           <w:tcPr>
             <w:tcW w:type="dxa" w:w="3120"/>
@@ -5652,12 +5662,15 @@
                 <w:color w:val="1A1A1A"/>
                 <w:sz w:val="20"/>
               </w:rPr>
-              <w:t>36</w:t>
+              <w:t>35</w:t>
             </w:r>
           </w:p>
         </w:tc>
       </w:tr>
       <w:tr>
+        <w:trPr>
+          <w:cantSplit/>
+        </w:trPr>
         <w:tc>
           <w:tcPr>
             <w:tcW w:type="dxa" w:w="3120"/>
@@ -5726,12 +5739,15 @@
                 <w:color w:val="1A1A1A"/>
                 <w:sz w:val="20"/>
               </w:rPr>
-              <w:t>38</w:t>
+              <w:t>37</w:t>
             </w:r>
           </w:p>
         </w:tc>
       </w:tr>
       <w:tr>
+        <w:trPr>
+          <w:cantSplit/>
+        </w:trPr>
         <w:tc>
           <w:tcPr>
             <w:tcW w:type="dxa" w:w="3120"/>
@@ -5800,7 +5816,7 @@
                 <w:color w:val="1A1A1A"/>
                 <w:sz w:val="20"/>
               </w:rPr>
-              <w:t>39</w:t>
+              <w:t>38</w:t>
             </w:r>
           </w:p>
         </w:tc>
@@ -5846,6 +5862,10 @@
         <w:gridCol w:w="3120"/>
       </w:tblGrid>
       <w:tr>
+        <w:trPr>
+          <w:cantSplit/>
+          <w:tblHeader/>
+        </w:trPr>
         <w:tc>
           <w:tcPr>
             <w:tcW w:type="dxa" w:w="3120"/>
@@ -5929,6 +5949,9 @@
         </w:tc>
       </w:tr>
       <w:tr>
+        <w:trPr>
+          <w:cantSplit/>
+        </w:trPr>
         <w:tc>
           <w:tcPr>
             <w:tcW w:type="dxa" w:w="3120"/>
@@ -5997,12 +6020,15 @@
                 <w:color w:val="1A1A1A"/>
                 <w:sz w:val="20"/>
               </w:rPr>
-              <w:t>17</w:t>
+              <w:t>16</w:t>
             </w:r>
           </w:p>
         </w:tc>
       </w:tr>
       <w:tr>
+        <w:trPr>
+          <w:cantSplit/>
+        </w:trPr>
         <w:tc>
           <w:tcPr>
             <w:tcW w:type="dxa" w:w="3120"/>
@@ -6071,12 +6097,15 @@
                 <w:color w:val="1A1A1A"/>
                 <w:sz w:val="20"/>
               </w:rPr>
-              <w:t>18</w:t>
+              <w:t>17</w:t>
             </w:r>
           </w:p>
         </w:tc>
       </w:tr>
       <w:tr>
+        <w:trPr>
+          <w:cantSplit/>
+        </w:trPr>
         <w:tc>
           <w:tcPr>
             <w:tcW w:type="dxa" w:w="3120"/>
@@ -6145,12 +6174,15 @@
                 <w:color w:val="1A1A1A"/>
                 <w:sz w:val="20"/>
               </w:rPr>
-              <w:t>22</w:t>
+              <w:t>21</w:t>
             </w:r>
           </w:p>
         </w:tc>
       </w:tr>
       <w:tr>
+        <w:trPr>
+          <w:cantSplit/>
+        </w:trPr>
         <w:tc>
           <w:tcPr>
             <w:tcW w:type="dxa" w:w="3120"/>
@@ -6219,12 +6251,15 @@
                 <w:color w:val="1A1A1A"/>
                 <w:sz w:val="20"/>
               </w:rPr>
-              <w:t>33</w:t>
+              <w:t>32</w:t>
             </w:r>
           </w:p>
         </w:tc>
       </w:tr>
       <w:tr>
+        <w:trPr>
+          <w:cantSplit/>
+        </w:trPr>
         <w:tc>
           <w:tcPr>
             <w:tcW w:type="dxa" w:w="3120"/>
@@ -6293,12 +6328,15 @@
                 <w:color w:val="1A1A1A"/>
                 <w:sz w:val="20"/>
               </w:rPr>
-              <w:t>36</w:t>
+              <w:t>35</w:t>
             </w:r>
           </w:p>
         </w:tc>
       </w:tr>
       <w:tr>
+        <w:trPr>
+          <w:cantSplit/>
+        </w:trPr>
         <w:tc>
           <w:tcPr>
             <w:tcW w:type="dxa" w:w="3120"/>
@@ -6367,7 +6405,7 @@
                 <w:color w:val="1A1A1A"/>
                 <w:sz w:val="20"/>
               </w:rPr>
-              <w:t>37</w:t>
+              <w:t>36</w:t>
             </w:r>
           </w:p>
         </w:tc>
@@ -6642,8 +6680,6 @@
         <w:br/>
         <w:t>• Chapter 9 concludes the study and outlines future research avenues.</w:t>
       </w:r>
-    </w:p>
-    <w:p>
       <w:r>
         <w:br w:type="page"/>
       </w:r>
@@ -6840,6 +6876,10 @@
         <w:gridCol w:w="2340"/>
       </w:tblGrid>
       <w:tr>
+        <w:trPr>
+          <w:cantSplit/>
+          <w:tblHeader/>
+        </w:trPr>
         <w:tc>
           <w:tcPr>
             <w:tcW w:type="dxa" w:w="2340"/>
@@ -6950,6 +6990,9 @@
         </w:tc>
       </w:tr>
       <w:tr>
+        <w:trPr>
+          <w:cantSplit/>
+        </w:trPr>
         <w:tc>
           <w:tcPr>
             <w:tcW w:type="dxa" w:w="2340"/>
@@ -7044,6 +7087,9 @@
         </w:tc>
       </w:tr>
       <w:tr>
+        <w:trPr>
+          <w:cantSplit/>
+        </w:trPr>
         <w:tc>
           <w:tcPr>
             <w:tcW w:type="dxa" w:w="2340"/>
@@ -7138,6 +7184,9 @@
         </w:tc>
       </w:tr>
       <w:tr>
+        <w:trPr>
+          <w:cantSplit/>
+        </w:trPr>
         <w:tc>
           <w:tcPr>
             <w:tcW w:type="dxa" w:w="2340"/>
@@ -7232,6 +7281,9 @@
         </w:tc>
       </w:tr>
       <w:tr>
+        <w:trPr>
+          <w:cantSplit/>
+        </w:trPr>
         <w:tc>
           <w:tcPr>
             <w:tcW w:type="dxa" w:w="2340"/>
@@ -7470,6 +7522,10 @@
         <w:gridCol w:w="1872"/>
       </w:tblGrid>
       <w:tr>
+        <w:trPr>
+          <w:cantSplit/>
+          <w:tblHeader/>
+        </w:trPr>
         <w:tc>
           <w:tcPr>
             <w:tcW w:type="dxa" w:w="1872"/>
@@ -7607,6 +7663,9 @@
         </w:tc>
       </w:tr>
       <w:tr>
+        <w:trPr>
+          <w:cantSplit/>
+        </w:trPr>
         <w:tc>
           <w:tcPr>
             <w:tcW w:type="dxa" w:w="1872"/>
@@ -7724,6 +7783,9 @@
         </w:tc>
       </w:tr>
       <w:tr>
+        <w:trPr>
+          <w:cantSplit/>
+        </w:trPr>
         <w:tc>
           <w:tcPr>
             <w:tcW w:type="dxa" w:w="1872"/>
@@ -7841,6 +7903,9 @@
         </w:tc>
       </w:tr>
       <w:tr>
+        <w:trPr>
+          <w:cantSplit/>
+        </w:trPr>
         <w:tc>
           <w:tcPr>
             <w:tcW w:type="dxa" w:w="1872"/>
@@ -7958,6 +8023,9 @@
         </w:tc>
       </w:tr>
       <w:tr>
+        <w:trPr>
+          <w:cantSplit/>
+        </w:trPr>
         <w:tc>
           <w:tcPr>
             <w:tcW w:type="dxa" w:w="1872"/>
@@ -8165,8 +8233,6 @@
         </w:rPr>
         <w:t>This project explores these gaps with an end-to-end prototype that combines canonical multimodal EHR encoding, intra-hospital patient graph learning, positive-class weighted multi-task prediction and federated averaging, evaluated on eICU with a hospital-level train / validation / test split.</w:t>
       </w:r>
-    </w:p>
-    <w:p>
       <w:r>
         <w:br w:type="page"/>
       </w:r>
@@ -8482,8 +8548,6 @@
         <w:br/>
         <w:t>• Evaluation Protocol: Hospitals are split into 145 training, 31 validation (checkpoint selection only) and 31 test hospitals (final evaluation only).</w:t>
       </w:r>
-    </w:p>
-    <w:p>
       <w:r>
         <w:br w:type="page"/>
       </w:r>
@@ -8573,6 +8637,10 @@
         <w:gridCol w:w="2340"/>
       </w:tblGrid>
       <w:tr>
+        <w:trPr>
+          <w:cantSplit/>
+          <w:tblHeader/>
+        </w:trPr>
         <w:tc>
           <w:tcPr>
             <w:tcW w:type="dxa" w:w="2340"/>
@@ -8683,6 +8751,9 @@
         </w:tc>
       </w:tr>
       <w:tr>
+        <w:trPr>
+          <w:cantSplit/>
+        </w:trPr>
         <w:tc>
           <w:tcPr>
             <w:tcW w:type="dxa" w:w="2340"/>
@@ -8777,6 +8848,9 @@
         </w:tc>
       </w:tr>
       <w:tr>
+        <w:trPr>
+          <w:cantSplit/>
+        </w:trPr>
         <w:tc>
           <w:tcPr>
             <w:tcW w:type="dxa" w:w="2340"/>
@@ -8871,6 +8945,9 @@
         </w:tc>
       </w:tr>
       <w:tr>
+        <w:trPr>
+          <w:cantSplit/>
+        </w:trPr>
         <w:tc>
           <w:tcPr>
             <w:tcW w:type="dxa" w:w="2340"/>
@@ -8965,6 +9042,9 @@
         </w:tc>
       </w:tr>
       <w:tr>
+        <w:trPr>
+          <w:cantSplit/>
+        </w:trPr>
         <w:tc>
           <w:tcPr>
             <w:tcW w:type="dxa" w:w="2340"/>
@@ -9059,6 +9139,9 @@
         </w:tc>
       </w:tr>
       <w:tr>
+        <w:trPr>
+          <w:cantSplit/>
+        </w:trPr>
         <w:tc>
           <w:tcPr>
             <w:tcW w:type="dxa" w:w="2340"/>
@@ -9153,6 +9236,9 @@
         </w:tc>
       </w:tr>
       <w:tr>
+        <w:trPr>
+          <w:cantSplit/>
+        </w:trPr>
         <w:tc>
           <w:tcPr>
             <w:tcW w:type="dxa" w:w="2340"/>
@@ -9247,6 +9333,9 @@
         </w:tc>
       </w:tr>
       <w:tr>
+        <w:trPr>
+          <w:cantSplit/>
+        </w:trPr>
         <w:tc>
           <w:tcPr>
             <w:tcW w:type="dxa" w:w="2340"/>
@@ -9341,6 +9430,9 @@
         </w:tc>
       </w:tr>
       <w:tr>
+        <w:trPr>
+          <w:cantSplit/>
+        </w:trPr>
         <w:tc>
           <w:tcPr>
             <w:tcW w:type="dxa" w:w="2340"/>
@@ -9896,8 +9988,6 @@
         <w:br/>
         <w:t>where w_mort = 1.0 and w_icu = 1.0. Gradients from L_total backpropagate jointly through the Prediction Heads, PatientGNN, Multimodal Fusion, and both Modality Encoders via end-to-end gradient descent.</w:t>
       </w:r>
-    </w:p>
-    <w:p>
       <w:r>
         <w:br w:type="page"/>
       </w:r>
@@ -9953,6 +10043,7 @@
     </w:p>
     <w:p>
       <w:pPr>
+        <w:keepLines/>
         <w:spacing w:after="360" w:before="0" w:line="240" w:lineRule="auto"/>
         <w:jc w:val="left"/>
       </w:pPr>
@@ -10047,6 +10138,7 @@
     </w:p>
     <w:p>
       <w:pPr>
+        <w:keepLines/>
         <w:spacing w:after="360" w:before="0" w:line="240" w:lineRule="auto"/>
         <w:jc w:val="left"/>
       </w:pPr>
@@ -10101,8 +10193,6 @@
         <w:br/>
         <w:t>────────────────────────────────────────────────────────────</w:t>
       </w:r>
-    </w:p>
-    <w:p>
       <w:r>
         <w:br w:type="page"/>
       </w:r>
@@ -10334,8 +10424,6 @@
         <w:br/>
         <w:t>Phase 3 — Edge Direction: For each node i, an edge is added from each of its k neighbours to i, so that i aggregates messages from its own neighbours. The graph is not symmetrised and no explicit self-loops are added. Figure 6 (Chapter 8) shows a graph built this way by the trained model on a test hospital.</w:t>
       </w:r>
-    </w:p>
-    <w:p>
       <w:r>
         <w:br w:type="page"/>
       </w:r>
@@ -10423,6 +10511,10 @@
         <w:gridCol w:w="4680"/>
       </w:tblGrid>
       <w:tr>
+        <w:trPr>
+          <w:cantSplit/>
+          <w:tblHeader/>
+        </w:trPr>
         <w:tc>
           <w:tcPr>
             <w:tcW w:type="dxa" w:w="4680"/>
@@ -10479,6 +10571,9 @@
         </w:tc>
       </w:tr>
       <w:tr>
+        <w:trPr>
+          <w:cantSplit/>
+        </w:trPr>
         <w:tc>
           <w:tcPr>
             <w:tcW w:type="dxa" w:w="4680"/>
@@ -10527,6 +10622,9 @@
         </w:tc>
       </w:tr>
       <w:tr>
+        <w:trPr>
+          <w:cantSplit/>
+        </w:trPr>
         <w:tc>
           <w:tcPr>
             <w:tcW w:type="dxa" w:w="4680"/>
@@ -10575,6 +10673,9 @@
         </w:tc>
       </w:tr>
       <w:tr>
+        <w:trPr>
+          <w:cantSplit/>
+        </w:trPr>
         <w:tc>
           <w:tcPr>
             <w:tcW w:type="dxa" w:w="4680"/>
@@ -10623,6 +10724,9 @@
         </w:tc>
       </w:tr>
       <w:tr>
+        <w:trPr>
+          <w:cantSplit/>
+        </w:trPr>
         <w:tc>
           <w:tcPr>
             <w:tcW w:type="dxa" w:w="4680"/>
@@ -10671,6 +10775,9 @@
         </w:tc>
       </w:tr>
       <w:tr>
+        <w:trPr>
+          <w:cantSplit/>
+        </w:trPr>
         <w:tc>
           <w:tcPr>
             <w:tcW w:type="dxa" w:w="4680"/>
@@ -10719,6 +10826,9 @@
         </w:tc>
       </w:tr>
       <w:tr>
+        <w:trPr>
+          <w:cantSplit/>
+        </w:trPr>
         <w:tc>
           <w:tcPr>
             <w:tcW w:type="dxa" w:w="4680"/>
@@ -10767,6 +10877,9 @@
         </w:tc>
       </w:tr>
       <w:tr>
+        <w:trPr>
+          <w:cantSplit/>
+        </w:trPr>
         <w:tc>
           <w:tcPr>
             <w:tcW w:type="dxa" w:w="4680"/>
@@ -10815,6 +10928,9 @@
         </w:tc>
       </w:tr>
       <w:tr>
+        <w:trPr>
+          <w:cantSplit/>
+        </w:trPr>
         <w:tc>
           <w:tcPr>
             <w:tcW w:type="dxa" w:w="4680"/>
@@ -10863,6 +10979,9 @@
         </w:tc>
       </w:tr>
       <w:tr>
+        <w:trPr>
+          <w:cantSplit/>
+        </w:trPr>
         <w:tc>
           <w:tcPr>
             <w:tcW w:type="dxa" w:w="4680"/>
@@ -11163,6 +11282,10 @@
         <w:gridCol w:w="3120"/>
       </w:tblGrid>
       <w:tr>
+        <w:trPr>
+          <w:cantSplit/>
+          <w:tblHeader/>
+        </w:trPr>
         <w:tc>
           <w:tcPr>
             <w:tcW w:type="dxa" w:w="3120"/>
@@ -11246,6 +11369,9 @@
         </w:tc>
       </w:tr>
       <w:tr>
+        <w:trPr>
+          <w:cantSplit/>
+        </w:trPr>
         <w:tc>
           <w:tcPr>
             <w:tcW w:type="dxa" w:w="3120"/>
@@ -11317,6 +11443,9 @@
         </w:tc>
       </w:tr>
       <w:tr>
+        <w:trPr>
+          <w:cantSplit/>
+        </w:trPr>
         <w:tc>
           <w:tcPr>
             <w:tcW w:type="dxa" w:w="3120"/>
@@ -11388,6 +11517,9 @@
         </w:tc>
       </w:tr>
       <w:tr>
+        <w:trPr>
+          <w:cantSplit/>
+        </w:trPr>
         <w:tc>
           <w:tcPr>
             <w:tcW w:type="dxa" w:w="3120"/>
@@ -11459,6 +11591,9 @@
         </w:tc>
       </w:tr>
       <w:tr>
+        <w:trPr>
+          <w:cantSplit/>
+        </w:trPr>
         <w:tc>
           <w:tcPr>
             <w:tcW w:type="dxa" w:w="3120"/>
@@ -11530,6 +11665,9 @@
         </w:tc>
       </w:tr>
       <w:tr>
+        <w:trPr>
+          <w:cantSplit/>
+        </w:trPr>
         <w:tc>
           <w:tcPr>
             <w:tcW w:type="dxa" w:w="3120"/>
@@ -11601,6 +11739,9 @@
         </w:tc>
       </w:tr>
       <w:tr>
+        <w:trPr>
+          <w:cantSplit/>
+        </w:trPr>
         <w:tc>
           <w:tcPr>
             <w:tcW w:type="dxa" w:w="3120"/>
@@ -11672,6 +11813,9 @@
         </w:tc>
       </w:tr>
       <w:tr>
+        <w:trPr>
+          <w:cantSplit/>
+        </w:trPr>
         <w:tc>
           <w:tcPr>
             <w:tcW w:type="dxa" w:w="3120"/>
@@ -11743,6 +11887,9 @@
         </w:tc>
       </w:tr>
       <w:tr>
+        <w:trPr>
+          <w:cantSplit/>
+        </w:trPr>
         <w:tc>
           <w:tcPr>
             <w:tcW w:type="dxa" w:w="3120"/>
@@ -11814,6 +11961,9 @@
         </w:tc>
       </w:tr>
       <w:tr>
+        <w:trPr>
+          <w:cantSplit/>
+        </w:trPr>
         <w:tc>
           <w:tcPr>
             <w:tcW w:type="dxa" w:w="3120"/>
@@ -11885,6 +12035,9 @@
         </w:tc>
       </w:tr>
       <w:tr>
+        <w:trPr>
+          <w:cantSplit/>
+        </w:trPr>
         <w:tc>
           <w:tcPr>
             <w:tcW w:type="dxa" w:w="3120"/>
@@ -11956,6 +12109,9 @@
         </w:tc>
       </w:tr>
       <w:tr>
+        <w:trPr>
+          <w:cantSplit/>
+        </w:trPr>
         <w:tc>
           <w:tcPr>
             <w:tcW w:type="dxa" w:w="3120"/>
@@ -12027,6 +12183,9 @@
         </w:tc>
       </w:tr>
       <w:tr>
+        <w:trPr>
+          <w:cantSplit/>
+        </w:trPr>
         <w:tc>
           <w:tcPr>
             <w:tcW w:type="dxa" w:w="3120"/>
@@ -12098,6 +12257,9 @@
         </w:tc>
       </w:tr>
       <w:tr>
+        <w:trPr>
+          <w:cantSplit/>
+        </w:trPr>
         <w:tc>
           <w:tcPr>
             <w:tcW w:type="dxa" w:w="3120"/>
@@ -12169,6 +12331,9 @@
         </w:tc>
       </w:tr>
       <w:tr>
+        <w:trPr>
+          <w:cantSplit/>
+        </w:trPr>
         <w:tc>
           <w:tcPr>
             <w:tcW w:type="dxa" w:w="3120"/>
@@ -12240,6 +12405,9 @@
         </w:tc>
       </w:tr>
       <w:tr>
+        <w:trPr>
+          <w:cantSplit/>
+        </w:trPr>
         <w:tc>
           <w:tcPr>
             <w:tcW w:type="dxa" w:w="3120"/>
@@ -12311,6 +12479,9 @@
         </w:tc>
       </w:tr>
       <w:tr>
+        <w:trPr>
+          <w:cantSplit/>
+        </w:trPr>
         <w:tc>
           <w:tcPr>
             <w:tcW w:type="dxa" w:w="3120"/>
@@ -12550,6 +12721,10 @@
         <w:gridCol w:w="1872"/>
       </w:tblGrid>
       <w:tr>
+        <w:trPr>
+          <w:cantSplit/>
+          <w:tblHeader/>
+        </w:trPr>
         <w:tc>
           <w:tcPr>
             <w:tcW w:type="dxa" w:w="1872"/>
@@ -12687,6 +12862,9 @@
         </w:tc>
       </w:tr>
       <w:tr>
+        <w:trPr>
+          <w:cantSplit/>
+        </w:trPr>
         <w:tc>
           <w:tcPr>
             <w:tcW w:type="dxa" w:w="1872"/>
@@ -12804,6 +12982,9 @@
         </w:tc>
       </w:tr>
       <w:tr>
+        <w:trPr>
+          <w:cantSplit/>
+        </w:trPr>
         <w:tc>
           <w:tcPr>
             <w:tcW w:type="dxa" w:w="1872"/>
@@ -12921,6 +13102,9 @@
         </w:tc>
       </w:tr>
       <w:tr>
+        <w:trPr>
+          <w:cantSplit/>
+        </w:trPr>
         <w:tc>
           <w:tcPr>
             <w:tcW w:type="dxa" w:w="1872"/>
@@ -13038,6 +13222,9 @@
         </w:tc>
       </w:tr>
       <w:tr>
+        <w:trPr>
+          <w:cantSplit/>
+        </w:trPr>
         <w:tc>
           <w:tcPr>
             <w:tcW w:type="dxa" w:w="1872"/>
@@ -13155,6 +13342,9 @@
         </w:tc>
       </w:tr>
       <w:tr>
+        <w:trPr>
+          <w:cantSplit/>
+        </w:trPr>
         <w:tc>
           <w:tcPr>
             <w:tcW w:type="dxa" w:w="1872"/>
@@ -13272,6 +13462,9 @@
         </w:tc>
       </w:tr>
       <w:tr>
+        <w:trPr>
+          <w:cantSplit/>
+        </w:trPr>
         <w:tc>
           <w:tcPr>
             <w:tcW w:type="dxa" w:w="1872"/>
@@ -13524,6 +13717,10 @@
         <w:gridCol w:w="1560"/>
       </w:tblGrid>
       <w:tr>
+        <w:trPr>
+          <w:cantSplit/>
+          <w:tblHeader/>
+        </w:trPr>
         <w:tc>
           <w:tcPr>
             <w:tcW w:type="dxa" w:w="1560"/>
@@ -13688,6 +13885,9 @@
         </w:tc>
       </w:tr>
       <w:tr>
+        <w:trPr>
+          <w:cantSplit/>
+        </w:trPr>
         <w:tc>
           <w:tcPr>
             <w:tcW w:type="dxa" w:w="1560"/>
@@ -13834,6 +14034,9 @@
         </w:tc>
       </w:tr>
       <w:tr>
+        <w:trPr>
+          <w:cantSplit/>
+        </w:trPr>
         <w:tc>
           <w:tcPr>
             <w:tcW w:type="dxa" w:w="1560"/>
@@ -13974,6 +14177,9 @@
         </w:tc>
       </w:tr>
       <w:tr>
+        <w:trPr>
+          <w:cantSplit/>
+        </w:trPr>
         <w:tc>
           <w:tcPr>
             <w:tcW w:type="dxa" w:w="1560"/>
@@ -14114,6 +14320,9 @@
         </w:tc>
       </w:tr>
       <w:tr>
+        <w:trPr>
+          <w:cantSplit/>
+        </w:trPr>
         <w:tc>
           <w:tcPr>
             <w:tcW w:type="dxa" w:w="1560"/>
@@ -14254,6 +14463,9 @@
         </w:tc>
       </w:tr>
       <w:tr>
+        <w:trPr>
+          <w:cantSplit/>
+        </w:trPr>
         <w:tc>
           <w:tcPr>
             <w:tcW w:type="dxa" w:w="1560"/>
@@ -14445,7 +14657,7 @@
           <w:b/>
           <w:sz w:val="22"/>
         </w:rPr>
-        <w:t>Figure 5: Comparative Baseline Performance Analysis</w:t>
+        <w:t>Figure 5: Test-hospital performance (mean ± SD over 3 seeds): FedAvg + GNN vs No-GNN vs Local-only</w:t>
       </w:r>
     </w:p>
     <w:p>
@@ -14475,7 +14687,7 @@
           <w:i w:val="0"/>
           <w:sz w:val="24"/>
         </w:rPr>
-        <w:t>Finding 1 — Federated training helps, and more so for small hospitals: Both federated models clearly beat all three local-only models on the test hospitals (in-hospital mortality AUROC 0.819 and 0.807, versus 0.769, 0.660 and 0.583 for local-only on hospitals of 1,562, 458 and 87 patients). The local-only result drops sharply as the single hospital gets smaller, while the federated models, which learn from 145 hospitals, stay strong. This is the clearest result of the study.</w:t>
+        <w:t>Finding 1 — Federated training helps, and more so for small hospitals: Both federated models clearly beat all three local-only models on the test hospitals (in-hospital mortality AUROC 0.819 and 0.806, versus 0.769, 0.660 and 0.583 for local-only on hospitals of 1,562, 458 and 87 patients). The local-only result drops sharply as the single hospital gets smaller, while the federated models, which learn from 145 hospitals, stay strong. This is the clearest result of the study.</w:t>
       </w:r>
     </w:p>
     <w:p>
@@ -14490,7 +14702,7 @@
           <w:i w:val="0"/>
           <w:sz w:val="24"/>
         </w:rPr>
-        <w:t>Finding 2 — The graph gives a small, consistent gain: Adding the patient graph improves the mean in-hospital mortality AUROC from 0.807 to 0.819 and the ICU mortality AUROC from 0.842 to 0.853. The gain is small and the standard-deviation bands overlap, but the GNN was at least as good as the No-GNN model in every one of the three seeds and had lower variance, so on this task the graph helps modestly rather than dramatically. We do not claim a large improvement from the graph. Both federated models share the same training budget (same sampled clients, 6,945 optimizer steps), so this comparison is like-for-like.</w:t>
+        <w:t>Finding 2 — The graph gives a small, consistent gain: Adding the patient graph improves the mean in-hospital mortality AUROC from 0.806 to 0.819 and the ICU mortality AUROC from 0.842 to 0.853. The gain is small and the standard-deviation bands overlap, but the GNN was at least as good as the No-GNN model in every one of the three seeds and had lower variance, so on this task the graph helps modestly rather than dramatically. We do not claim a large improvement from the graph. Both federated models share the same training budget (same sampled clients, 6,945 optimizer steps), so this comparison is like-for-like.</w:t>
       </w:r>
     </w:p>
     <w:p>
@@ -14577,8 +14789,6 @@
         </w:rPr>
         <w:t>Figure 6: Patient similarity graph built by the trained model on test hospital 120 (node colour = predicted in-hospital mortality; red ring = recorded death)</w:t>
       </w:r>
-    </w:p>
-    <w:p>
       <w:r>
         <w:br w:type="page"/>
       </w:r>
@@ -14772,13 +14982,13 @@
         <w:t>Future enhancements to this framework can proceed along several promising research trajectories:</w:t>
         <w:br/>
         <w:br/>
-        <w:t>1. Dynamic Temporal Patient Graphs: Construct continuous-time dynamic graphs where patient nodes and similarity edges evolve in real-time as hourly telemetry arrives, capturing temporal evolution of clinical phenotypes.</w:t>
+        <w:t>1. Dynamic Temporal Patient Graphs: Construct continuous-time dynamic graphs where patient nodes and similarity edges evolve as new time-series measurements arrive, capturing temporal evolution of clinical phenotypes.</w:t>
         <w:br/>
         <w:br/>
         <w:t>2. Differential Privacy &amp; Secure Enclaves: Integrate formal Differential Privacy (DP-SGD) with gradient perturbation or homomorphic encryption to defend against model inversion and reconstruction attacks on shared parameters.</w:t>
         <w:br/>
         <w:br/>
-        <w:t>3. Attention-Based Cross-Modal Fusion: Replace intermediate concatenation fusion with multi-head cross-attention mechanisms enabling bidirectional conditioning between static and vital streams, potentially capturing more nuanced cross-modal clinical interactions.</w:t>
+        <w:t>3. Attention-Based Cross-Modal Fusion: Replace intermediate concatenation fusion with multi-head cross-attention mechanisms enabling bidirectional conditioning between the static and time-series streams, potentially capturing more nuanced cross-modal clinical interactions.</w:t>
         <w:br/>
         <w:br/>
         <w:t>4. Genuine Sepsis Label: Add a clinically defined sepsis label (e.g., from the diagnosis and microbiology tables with a fixed time horizon), rebuilding the infection-related input features to avoid leakage, so that a sepsis task can be reported honestly alongside mortality.</w:t>
@@ -14789,8 +14999,6 @@
         <w:br/>
         <w:t>6. Personalized Federated Learning: Explore per-hospital personalization (e.g., FedProx, Ditto, or meta-learning) to better handle the large differences in hospital size and case mix.</w:t>
       </w:r>
-    </w:p>
-    <w:p>
       <w:r>
         <w:br w:type="page"/>
       </w:r>
@@ -15225,8 +15433,6 @@
         </w:rPr>
         <w:t>[25] T. J. Pollard, A. E. Johnson, J. D. Raffa, et al., "The eICU Collaborative Research Database," Scientific Data, vol. 5, no. 180178, pp. 1–13, Sep. 2018.</w:t>
       </w:r>
-    </w:p>
-    <w:p>
       <w:r>
         <w:br w:type="page"/>
       </w:r>
@@ -15276,8 +15482,6 @@
         </w:rPr>
         <w:t>1.  D. Savaliya, M. Patel, and Faculty Supervisor, "Federated Multimodal Graph Learning for Privacy-Preserving Clinical Risk Stratification on eICU," manuscript in preparation, 2026.</w:t>
       </w:r>
-    </w:p>
-    <w:p>
       <w:r>
         <w:br w:type="page"/>
       </w:r>
@@ -15355,7 +15559,7 @@
         <w:t>• AI Assistance: An AI coding assistant (Claude, Anthropic) was used to audit the code, correct errors and revise this report. All reported results come from running the code in the project repository.</w:t>
         <w:br/>
         <w:br/>
-        <w:t>• Overall Authenticity: The text, code implementations, mathematical formulations, and experimental results presented in this document represent bonafide academic and engineering contributions carried out exclusively by the project investigators.</w:t>
+        <w:t>• Overall Authenticity: The text, code implementations, mathematical formulations, and experimental results presented in this document represent bonafide academic and engineering contributions carried out by the project investigators, with the AI assistance stated above.</w:t>
       </w:r>
     </w:p>
     <w:tbl>

--- a/BTech_Project_Report_Corrected_2026.docx
+++ b/BTech_Project_Report_Corrected_2026.docx
@@ -15455,21 +15455,6 @@
     </w:p>
     <w:p>
       <w:pPr>
-        <w:spacing w:after="280" w:before="0" w:line="276" w:lineRule="auto"/>
-        <w:jc w:val="both"/>
-      </w:pPr>
-      <w:r>
-        <w:rPr>
-          <w:rFonts w:ascii="Times New Roman" w:hAnsi="Times New Roman"/>
-          <w:b w:val="0"/>
-          <w:i/>
-          <w:sz w:val="24"/>
-        </w:rPr>
-        <w:t>Manuscript in preparation (not yet submitted) based on this project work:</w:t>
-      </w:r>
-    </w:p>
-    <w:p>
-      <w:pPr>
         <w:spacing w:after="480" w:before="0" w:line="276" w:lineRule="auto"/>
         <w:jc w:val="both"/>
       </w:pPr>
@@ -15480,7 +15465,7 @@
           <w:i w:val="0"/>
           <w:sz w:val="24"/>
         </w:rPr>
-        <w:t>1.  D. Savaliya, M. Patel, and Faculty Supervisor, "Federated Multimodal Graph Learning for Privacy-Preserving Clinical Risk Stratification on eICU," manuscript in preparation, 2026.</w:t>
+        <w:t>Not applicable. No paper based on this project work has been submitted, accepted, or published at the time of this report.</w:t>
       </w:r>
       <w:r>
         <w:br w:type="page"/>
